--- a/VANTORA_FMCG_Distribution_Pack_Design.docx
+++ b/VANTORA_FMCG_Distribution_Pack_Design.docx
@@ -83,6 +83,22 @@
           <w:sz w:val="21"/>
         </w:rPr>
         <w:t>0. Scope &amp; Reuse</w:t>
+      </w:r>
+    </w:p>
+    <w:p>
+      <w:r>
+        <w:rPr>
+          <w:sz w:val="21"/>
+        </w:rPr>
+        <w:t>Part II — Enterprise RTM: Distributor Model &amp; DSD</w:t>
+      </w:r>
+    </w:p>
+    <w:p>
+      <w:r>
+        <w:rPr>
+          <w:sz w:val="21"/>
+        </w:rPr>
+        <w:t>Part II — Executive Dashboards (C-level)</w:t>
       </w:r>
     </w:p>
     <w:p>
@@ -768,6 +784,925 @@
     </w:tbl>
     <w:p/>
     <w:p>
+      <w:r>
+        <w:br w:type="page"/>
+      </w:r>
+    </w:p>
+    <w:p>
+      <w:pPr>
+        <w:pStyle w:val="Heading1"/>
+      </w:pPr>
+      <w:r>
+        <w:t>Part II — Enterprise Route-to-Market: Distributor Model &amp; DSD</w:t>
+      </w:r>
+    </w:p>
+    <w:p>
+      <w:r>
+        <w:rPr>
+          <w:b w:val="0"/>
+          <w:i w:val="0"/>
+        </w:rPr>
+        <w:t>A dual-model RTM platform: the same tenant can run Direct Store Delivery (DSD), the Distributor (indirect) model, or a Hybrid — across multiple brands, principals, and distributors by region — for all field-force types (distributor sales force, company sales force, van sales, merchandisers, Key Accounts).</w:t>
+      </w:r>
+    </w:p>
+    <w:p>
+      <w:pPr>
+        <w:jc w:val="center"/>
+      </w:pPr>
+      <w:r>
+        <w:drawing>
+          <wp:inline xmlns:a="http://schemas.openxmlformats.org/drawingml/2006/main" xmlns:pic="http://schemas.openxmlformats.org/drawingml/2006/picture">
+            <wp:extent cx="6126480" cy="4417396"/>
+            <wp:docPr id="2" name="Picture 2"/>
+            <wp:cNvGraphicFramePr>
+              <a:graphicFrameLocks noChangeAspect="1"/>
+            </wp:cNvGraphicFramePr>
+            <a:graphic>
+              <a:graphicData uri="http://schemas.openxmlformats.org/drawingml/2006/picture">
+                <pic:pic>
+                  <pic:nvPicPr>
+                    <pic:cNvPr id="0" name="fmcg_rtm.png"/>
+                    <pic:cNvPicPr/>
+                  </pic:nvPicPr>
+                  <pic:blipFill>
+                    <a:blip r:embed="rId10"/>
+                    <a:stretch>
+                      <a:fillRect/>
+                    </a:stretch>
+                  </pic:blipFill>
+                  <pic:spPr>
+                    <a:xfrm>
+                      <a:off x="0" y="0"/>
+                      <a:ext cx="6126480" cy="4417396"/>
+                    </a:xfrm>
+                    <a:prstGeom prst="rect"/>
+                  </pic:spPr>
+                </pic:pic>
+              </a:graphicData>
+            </a:graphic>
+          </wp:inline>
+        </w:drawing>
+      </w:r>
+    </w:p>
+    <w:p>
+      <w:pPr>
+        <w:jc w:val="center"/>
+      </w:pPr>
+      <w:r>
+        <w:rPr>
+          <w:i/>
+          <w:color w:val="666666"/>
+          <w:sz w:val="17"/>
+        </w:rPr>
+        <w:t>Figure 2 — Dual operating model: DSD (direct) and Distributor (indirect), with sell-in (primary) vs sell-out (secondary).</w:t>
+      </w:r>
+    </w:p>
+    <w:p/>
+    <w:p>
+      <w:r>
+        <w:rPr>
+          <w:b w:val="0"/>
+          <w:i w:val="0"/>
+        </w:rPr>
+        <w:t>Company mode (role in the value chain): Manufacturer / Brand-Owner (owns brands → direct and/or via distributors), Distributor (represents principals → sells to outlets), or Hybrid (both). Per-region / per-country go-to-market is set independently, so the same company can run direct sales in one region and distributor sales in another:</w:t>
+      </w:r>
+    </w:p>
+    <w:tbl>
+      <w:tblPr>
+        <w:tblStyle w:val="TableGrid"/>
+        <w:tblW w:type="auto" w:w="0"/>
+        <w:jc w:val="center"/>
+        <w:tblLook w:firstColumn="1" w:firstRow="1" w:lastColumn="0" w:lastRow="0" w:noHBand="0" w:noVBand="1" w:val="04A0"/>
+      </w:tblPr>
+      <w:tblGrid>
+        <w:gridCol w:w="1728"/>
+        <w:gridCol w:w="1728"/>
+        <w:gridCol w:w="1728"/>
+        <w:gridCol w:w="1728"/>
+        <w:gridCol w:w="1728"/>
+      </w:tblGrid>
+      <w:tr>
+        <w:tc>
+          <w:tcPr>
+            <w:tcW w:type="dxa" w:w="1728"/>
+            <w:shd w:val="clear" w:fill="1F3A5F"/>
+          </w:tcPr>
+          <w:p>
+            <w:r/>
+            <w:r>
+              <w:rPr>
+                <w:b/>
+                <w:color w:val="FFFFFF"/>
+                <w:sz w:val="15"/>
+              </w:rPr>
+              <w:t>GTM (per region)</w:t>
+            </w:r>
+          </w:p>
+        </w:tc>
+        <w:tc>
+          <w:tcPr>
+            <w:tcW w:type="dxa" w:w="2448"/>
+            <w:shd w:val="clear" w:fill="1F3A5F"/>
+          </w:tcPr>
+          <w:p>
+            <w:r/>
+            <w:r>
+              <w:rPr>
+                <w:b/>
+                <w:color w:val="FFFFFF"/>
+                <w:sz w:val="15"/>
+              </w:rPr>
+              <w:t>Chain</w:t>
+            </w:r>
+          </w:p>
+        </w:tc>
+        <w:tc>
+          <w:tcPr>
+            <w:tcW w:type="dxa" w:w="1872"/>
+            <w:shd w:val="clear" w:fill="1F3A5F"/>
+          </w:tcPr>
+          <w:p>
+            <w:r/>
+            <w:r>
+              <w:rPr>
+                <w:b/>
+                <w:color w:val="FFFFFF"/>
+                <w:sz w:val="15"/>
+              </w:rPr>
+              <w:t>Sell-in (primary)</w:t>
+            </w:r>
+          </w:p>
+        </w:tc>
+        <w:tc>
+          <w:tcPr>
+            <w:tcW w:type="dxa" w:w="1872"/>
+            <w:shd w:val="clear" w:fill="1F3A5F"/>
+          </w:tcPr>
+          <w:p>
+            <w:r/>
+            <w:r>
+              <w:rPr>
+                <w:b/>
+                <w:color w:val="FFFFFF"/>
+                <w:sz w:val="15"/>
+              </w:rPr>
+              <w:t>Sell-out (secondary)</w:t>
+            </w:r>
+          </w:p>
+        </w:tc>
+        <w:tc>
+          <w:tcPr>
+            <w:tcW w:type="dxa" w:w="1440"/>
+            <w:shd w:val="clear" w:fill="1F3A5F"/>
+          </w:tcPr>
+          <w:p>
+            <w:r/>
+            <w:r>
+              <w:rPr>
+                <w:b/>
+                <w:color w:val="FFFFFF"/>
+                <w:sz w:val="15"/>
+              </w:rPr>
+              <w:t>Example</w:t>
+            </w:r>
+          </w:p>
+        </w:tc>
+      </w:tr>
+      <w:tr>
+        <w:tc>
+          <w:tcPr>
+            <w:tcW w:type="dxa" w:w="1728"/>
+          </w:tcPr>
+          <w:p>
+            <w:r/>
+            <w:r>
+              <w:rPr>
+                <w:sz w:val="14"/>
+              </w:rPr>
+              <w:t>Direct (DSD)</w:t>
+            </w:r>
+          </w:p>
+        </w:tc>
+        <w:tc>
+          <w:tcPr>
+            <w:tcW w:type="dxa" w:w="2448"/>
+          </w:tcPr>
+          <w:p>
+            <w:r/>
+            <w:r>
+              <w:rPr>
+                <w:sz w:val="14"/>
+              </w:rPr>
+              <w:t>Company → Outlet</w:t>
+            </w:r>
+          </w:p>
+        </w:tc>
+        <w:tc>
+          <w:tcPr>
+            <w:tcW w:type="dxa" w:w="1872"/>
+          </w:tcPr>
+          <w:p>
+            <w:r/>
+            <w:r>
+              <w:rPr>
+                <w:sz w:val="14"/>
+              </w:rPr>
+              <w:t>— (direct)</w:t>
+            </w:r>
+          </w:p>
+        </w:tc>
+        <w:tc>
+          <w:tcPr>
+            <w:tcW w:type="dxa" w:w="1872"/>
+          </w:tcPr>
+          <w:p>
+            <w:r/>
+            <w:r>
+              <w:rPr>
+                <w:sz w:val="14"/>
+              </w:rPr>
+              <w:t>Company → Outlet (the sale)</w:t>
+            </w:r>
+          </w:p>
+        </w:tc>
+        <w:tc>
+          <w:tcPr>
+            <w:tcW w:type="dxa" w:w="1440"/>
+          </w:tcPr>
+          <w:p>
+            <w:r/>
+            <w:r>
+              <w:rPr>
+                <w:sz w:val="14"/>
+              </w:rPr>
+              <w:t>Riyadh: own van/sales force; Key Accounts</w:t>
+            </w:r>
+          </w:p>
+        </w:tc>
+      </w:tr>
+      <w:tr>
+        <w:tc>
+          <w:tcPr>
+            <w:tcW w:type="dxa" w:w="1728"/>
+          </w:tcPr>
+          <w:p>
+            <w:r/>
+            <w:r>
+              <w:rPr>
+                <w:sz w:val="14"/>
+              </w:rPr>
+              <w:t>Distributor</w:t>
+            </w:r>
+          </w:p>
+        </w:tc>
+        <w:tc>
+          <w:tcPr>
+            <w:tcW w:type="dxa" w:w="2448"/>
+          </w:tcPr>
+          <w:p>
+            <w:r/>
+            <w:r>
+              <w:rPr>
+                <w:sz w:val="14"/>
+              </w:rPr>
+              <w:t>Principal → Distributor → Outlet</w:t>
+            </w:r>
+          </w:p>
+        </w:tc>
+        <w:tc>
+          <w:tcPr>
+            <w:tcW w:type="dxa" w:w="1872"/>
+          </w:tcPr>
+          <w:p>
+            <w:r/>
+            <w:r>
+              <w:rPr>
+                <w:sz w:val="14"/>
+              </w:rPr>
+              <w:t>Principal → Distributor</w:t>
+            </w:r>
+          </w:p>
+        </w:tc>
+        <w:tc>
+          <w:tcPr>
+            <w:tcW w:type="dxa" w:w="1872"/>
+          </w:tcPr>
+          <w:p>
+            <w:r/>
+            <w:r>
+              <w:rPr>
+                <w:sz w:val="14"/>
+              </w:rPr>
+              <w:t>Distributor → Outlet</w:t>
+            </w:r>
+          </w:p>
+        </w:tc>
+        <w:tc>
+          <w:tcPr>
+            <w:tcW w:type="dxa" w:w="1440"/>
+          </w:tcPr>
+          <w:p>
+            <w:r/>
+            <w:r>
+              <w:rPr>
+                <w:sz w:val="14"/>
+              </w:rPr>
+              <w:t>Eastern Province: appointed distributor</w:t>
+            </w:r>
+          </w:p>
+        </w:tc>
+      </w:tr>
+      <w:tr>
+        <w:tc>
+          <w:tcPr>
+            <w:tcW w:type="dxa" w:w="1728"/>
+          </w:tcPr>
+          <w:p>
+            <w:r/>
+            <w:r>
+              <w:rPr>
+                <w:sz w:val="14"/>
+              </w:rPr>
+              <w:t>Hybrid</w:t>
+            </w:r>
+          </w:p>
+        </w:tc>
+        <w:tc>
+          <w:tcPr>
+            <w:tcW w:type="dxa" w:w="2448"/>
+          </w:tcPr>
+          <w:p>
+            <w:r/>
+            <w:r>
+              <w:rPr>
+                <w:sz w:val="14"/>
+              </w:rPr>
+              <w:t>both</w:t>
+            </w:r>
+          </w:p>
+        </w:tc>
+        <w:tc>
+          <w:tcPr>
+            <w:tcW w:type="dxa" w:w="1872"/>
+          </w:tcPr>
+          <w:p>
+            <w:r/>
+            <w:r>
+              <w:rPr>
+                <w:sz w:val="14"/>
+              </w:rPr>
+              <w:t>both</w:t>
+            </w:r>
+          </w:p>
+        </w:tc>
+        <w:tc>
+          <w:tcPr>
+            <w:tcW w:type="dxa" w:w="1872"/>
+          </w:tcPr>
+          <w:p>
+            <w:r/>
+            <w:r>
+              <w:rPr>
+                <w:sz w:val="14"/>
+              </w:rPr>
+              <w:t>both</w:t>
+            </w:r>
+          </w:p>
+        </w:tc>
+        <w:tc>
+          <w:tcPr>
+            <w:tcW w:type="dxa" w:w="1440"/>
+          </w:tcPr>
+          <w:p>
+            <w:r/>
+            <w:r>
+              <w:rPr>
+                <w:sz w:val="14"/>
+              </w:rPr>
+              <w:t>Modern Trade direct + Traditional Trade via distributor</w:t>
+            </w:r>
+          </w:p>
+        </w:tc>
+      </w:tr>
+    </w:tbl>
+    <w:p/>
+    <w:p>
+      <w:r>
+        <w:rPr>
+          <w:b/>
+          <w:i w:val="0"/>
+        </w:rPr>
+        <w:t>Principals, Brands &amp; Distributors (multi-brand / multi-principal / multi-distributor):</w:t>
+      </w:r>
+    </w:p>
+    <w:p>
+      <w:pPr>
+        <w:pStyle w:val="ListBullet"/>
+      </w:pPr>
+      <w:r>
+        <w:t>Principal — a brand owner; the tenant may OWN brands (acts as principal) and/or REPRESENT principals (acts as distributor) → multi-principal.</w:t>
+      </w:r>
+    </w:p>
+    <w:p>
+      <w:pPr>
+        <w:pStyle w:val="ListBullet"/>
+      </w:pPr>
+      <w:r>
+        <w:t>Brand — belongs to a principal; products map brand → principal → multi-brand. All sales/targets/spend/KPIs slice by brand &amp; principal.</w:t>
+      </w:r>
+    </w:p>
+    <w:p>
+      <w:pPr>
+        <w:pStyle w:val="ListBullet"/>
+      </w:pPr>
+      <w:r>
+        <w:t>Distributor — a partner with contract, credit, assigned territories/regions/channels, price list, optional linked tenant; multiple distributors by region with exclusivity rules.</w:t>
+      </w:r>
+    </w:p>
+    <w:p>
+      <w:r>
+        <w:rPr>
+          <w:b/>
+          <w:i w:val="0"/>
+        </w:rPr>
+        <w:t>Sell-in vs Sell-out &amp; Secondary Sales (core measurement):</w:t>
+      </w:r>
+    </w:p>
+    <w:p>
+      <w:pPr>
+        <w:pStyle w:val="ListBullet"/>
+      </w:pPr>
+      <w:r>
+        <w:t>Sell-in (primary): Principal → Distributor — depletion into channel; basis for distributor targets, rebates, trade-spend funding.</w:t>
+      </w:r>
+    </w:p>
+    <w:p>
+      <w:pPr>
+        <w:pStyle w:val="ListBullet"/>
+      </w:pPr>
+      <w:r>
+        <w:t>Sell-out (secondary): Distributor → Outlet — true market demand; basis for ND/WD, coverage, availability, SOS, Perfect Store.</w:t>
+      </w:r>
+    </w:p>
+    <w:p>
+      <w:pPr>
+        <w:pStyle w:val="ListBullet"/>
+      </w:pPr>
+      <w:r>
+        <w:t>Stock-in-trade = Σ sell-in − Σ sell-out per distributor/SKU → prevents channel loading; feeds forecasting.</w:t>
+      </w:r>
+    </w:p>
+    <w:p>
+      <w:pPr>
+        <w:pStyle w:val="ListBullet"/>
+      </w:pPr>
+      <w:r>
+        <w:t>Secondary capture: (a) distributor runs the same pack; (b) secondary-sales ingestion (governed data-share); (c) principal’s own merchandisers capture availability/SOS.</w:t>
+      </w:r>
+    </w:p>
+    <w:p>
+      <w:r>
+        <w:rPr>
+          <w:b/>
+          <w:i w:val="0"/>
+        </w:rPr>
+        <w:t>Distributor management, targets, rebates &amp; trade spend:</w:t>
+      </w:r>
+    </w:p>
+    <w:p>
+      <w:pPr>
+        <w:pStyle w:val="ListBullet"/>
+      </w:pPr>
+      <w:r>
+        <w:t>Distributor management — onboarding, contracts, price lists, credit, performance scorecards, status (audited).</w:t>
+      </w:r>
+    </w:p>
+    <w:p>
+      <w:pPr>
+        <w:pStyle w:val="ListBullet"/>
+      </w:pPr>
+      <w:r>
+        <w:t>Distributor targets — primary (sell-in) &amp; secondary (sell-out) per distributor × brand × SKU × period; cascaded; rolled up.</w:t>
+      </w:r>
+    </w:p>
+    <w:p>
+      <w:pPr>
+        <w:pStyle w:val="ListBullet"/>
+      </w:pPr>
+      <w:r>
+        <w:t>Rebate programs — volume / value / growth / mix / slab / display-linked; accrued on qualifying sales; approval + credit-note settlement; audited.</w:t>
+      </w:r>
+    </w:p>
+    <w:p>
+      <w:pPr>
+        <w:pStyle w:val="ListBullet"/>
+      </w:pPr>
+      <w:r>
+        <w:t>Trade spend allocated &amp; tracked per distributor (and brand/channel/principal); ROI/ROTS by distributor.</w:t>
+      </w:r>
+    </w:p>
+    <w:p>
+      <w:pPr>
+        <w:pStyle w:val="ListBullet"/>
+      </w:pPr>
+      <w:r>
+        <w:t>Key Account Management (KAM) — Modern Trade / national chains managed direct (banner→chain→store, JBP, listing, planograms), parallel to distributors for Traditional Trade.</w:t>
+      </w:r>
+    </w:p>
+    <w:p>
+      <w:r>
+        <w:rPr>
+          <w:b/>
+          <w:i w:val="0"/>
+        </w:rPr>
+        <w:t>Multi-tenant linkage &amp; isolation:</w:t>
+      </w:r>
+    </w:p>
+    <w:p>
+      <w:pPr>
+        <w:pStyle w:val="ListBullet"/>
+      </w:pPr>
+      <w:r>
+        <w:t>Single-tenant — one company runs DSD and/or models distributors as partner entities + ingested secondary data; all rows scoped by company_id (standard RLS).</w:t>
+      </w:r>
+    </w:p>
+    <w:p>
+      <w:pPr>
+        <w:pStyle w:val="ListBullet"/>
+      </w:pPr>
+      <w:r>
+        <w:t>Connected tenants (enterprise) — principal and distributor are separate VANTORA tenants linked by a consented, scoped, audited data-share over the integrations/sync layer. No cross-tenant RLS is opened; full tenant isolation preserved.</w:t>
+      </w:r>
+    </w:p>
+    <w:p>
+      <w:r>
+        <w:rPr>
+          <w:b/>
+          <w:i w:val="0"/>
+        </w:rPr>
+        <w:t>Distributor inventory, coverage, scorecards &amp; profitability:</w:t>
+      </w:r>
+    </w:p>
+    <w:p>
+      <w:pPr>
+        <w:pStyle w:val="ListBullet"/>
+      </w:pPr>
+      <w:r>
+        <w:t>Distributor inventory — stock-on-hand per distributor/SKU → days-of-cover, OOS, stock-in-trade.</w:t>
+      </w:r>
+    </w:p>
+    <w:p>
+      <w:pPr>
+        <w:pStyle w:val="ListBullet"/>
+      </w:pPr>
+      <w:r>
+        <w:t>Distributor coverage — outlets covered ÷ universe in territory; productive coverage.</w:t>
+      </w:r>
+    </w:p>
+    <w:p>
+      <w:pPr>
+        <w:pStyle w:val="ListBullet"/>
+      </w:pPr>
+      <w:r>
+        <w:t>Distributor scorecard — periodic composite (sell-in vs sell-out, coverage, ND/WD, target %, OTIF/fill-rate, claim &amp; rebate status, Perfect-Store, receivables ageing) → ranked league table.</w:t>
+      </w:r>
+    </w:p>
+    <w:p>
+      <w:pPr>
+        <w:pStyle w:val="ListBullet"/>
+      </w:pPr>
+      <w:r>
+        <w:t>Distributor profitability — gross-to-net: revenue (sell-in) − COGS − trade spend − rebates − logistics → margin &amp; ROI by distributor/brand/region.</w:t>
+      </w:r>
+    </w:p>
+    <w:p>
+      <w:r>
+        <w:rPr>
+          <w:b/>
+          <w:i w:val="0"/>
+        </w:rPr>
+        <w:t>Strategic planning — JBP, agreements, budgets, growth &amp; market share:</w:t>
+      </w:r>
+    </w:p>
+    <w:p>
+      <w:pPr>
+        <w:pStyle w:val="ListBullet"/>
+      </w:pPr>
+      <w:r>
+        <w:t>Annual Joint Business Plans (JBP) — per distributor/key account: volume &amp; value targets, growth, trade-spend envelope, activity calendar, agreed KPIs; reviewed quarterly.</w:t>
+      </w:r>
+    </w:p>
+    <w:p>
+      <w:pPr>
+        <w:pStyle w:val="ListBullet"/>
+      </w:pPr>
+      <w:r>
+        <w:t>Distributor agreements — terms, exclusivity, margins, payment terms, SLAs, period.</w:t>
+      </w:r>
+    </w:p>
+    <w:p>
+      <w:pPr>
+        <w:pStyle w:val="ListBullet"/>
+      </w:pPr>
+      <w:r>
+        <w:t>Trade-spend budgets — annual by brand/channel/distributor/region, phased to the activity calendar; commitments vs actuals; ROI/ROTS.</w:t>
+      </w:r>
+    </w:p>
+    <w:p>
+      <w:pPr>
+        <w:pStyle w:val="ListBullet"/>
+      </w:pPr>
+      <w:r>
+        <w:t>Growth targets — YoY by brand/region/distributor. Market-share tracking — share % &amp; trend (panel import or estimated from ND/WD &amp; SOS).</w:t>
+      </w:r>
+    </w:p>
+    <w:p>
+      <w:pPr>
+        <w:pStyle w:val="ListBullet"/>
+      </w:pPr>
+      <w:r>
+        <w:t>Regional performance — consolidated region/country P&amp;L, coverage, growth, share, target attainment.</w:t>
+      </w:r>
+    </w:p>
+    <w:p>
+      <w:r>
+        <w:rPr>
+          <w:b w:val="0"/>
+          <w:i/>
+        </w:rPr>
+        <w:t>KPIs roll up: outlet (secondary) → distributor → territory → channel → brand → principal → national, with sell-in vs sell-out reconciliation.</w:t>
+      </w:r>
+    </w:p>
+    <w:p>
+      <w:pPr>
+        <w:pStyle w:val="Heading1"/>
+      </w:pPr>
+      <w:r>
+        <w:t>Part II — Executive Dashboards (C-level)</w:t>
+      </w:r>
+    </w:p>
+    <w:p>
+      <w:r>
+        <w:rPr>
+          <w:b w:val="0"/>
+          <w:i w:val="0"/>
+        </w:rPr>
+        <w:t>Role-scoped, read-only strategic dashboards over the rollups — no live heavy scans; drill-down respects role scope. Built for enterprise FMCG operating across multiple regions and countries (region → country → area → territory → route; per-region mode &amp; GTM; per-country localization; currency-normalized group consolidation).</w:t>
+      </w:r>
+    </w:p>
+    <w:p>
+      <w:pPr>
+        <w:jc w:val="center"/>
+      </w:pPr>
+      <w:r>
+        <w:drawing>
+          <wp:inline xmlns:a="http://schemas.openxmlformats.org/drawingml/2006/main" xmlns:pic="http://schemas.openxmlformats.org/drawingml/2006/picture">
+            <wp:extent cx="6035040" cy="3609824"/>
+            <wp:docPr id="3" name="Picture 3"/>
+            <wp:cNvGraphicFramePr>
+              <a:graphicFrameLocks noChangeAspect="1"/>
+            </wp:cNvGraphicFramePr>
+            <a:graphic>
+              <a:graphicData uri="http://schemas.openxmlformats.org/drawingml/2006/picture">
+                <pic:pic>
+                  <pic:nvPicPr>
+                    <pic:cNvPr id="0" name="fmcg_execdash.png"/>
+                    <pic:cNvPicPr/>
+                  </pic:nvPicPr>
+                  <pic:blipFill>
+                    <a:blip r:embed="rId11"/>
+                    <a:stretch>
+                      <a:fillRect/>
+                    </a:stretch>
+                  </pic:blipFill>
+                  <pic:spPr>
+                    <a:xfrm>
+                      <a:off x="0" y="0"/>
+                      <a:ext cx="6035040" cy="3609824"/>
+                    </a:xfrm>
+                    <a:prstGeom prst="rect"/>
+                  </pic:spPr>
+                </pic:pic>
+              </a:graphicData>
+            </a:graphic>
+          </wp:inline>
+        </w:drawing>
+      </w:r>
+    </w:p>
+    <w:p>
+      <w:pPr>
+        <w:jc w:val="center"/>
+      </w:pPr>
+      <w:r>
+        <w:rPr>
+          <w:i/>
+          <w:color w:val="666666"/>
+          <w:sz w:val="17"/>
+        </w:rPr>
+        <w:t>Figure 3 — C-level executive dashboards fed by the distribution rollup layer.</w:t>
+      </w:r>
+    </w:p>
+    <w:p/>
+    <w:tbl>
+      <w:tblPr>
+        <w:tblStyle w:val="TableGrid"/>
+        <w:tblW w:type="auto" w:w="0"/>
+        <w:jc w:val="center"/>
+        <w:tblLook w:firstColumn="1" w:firstRow="1" w:lastColumn="0" w:lastRow="0" w:noHBand="0" w:noVBand="1" w:val="04A0"/>
+      </w:tblPr>
+      <w:tblGrid>
+        <w:gridCol w:w="4320"/>
+        <w:gridCol w:w="4320"/>
+      </w:tblGrid>
+      <w:tr>
+        <w:tc>
+          <w:tcPr>
+            <w:tcW w:type="dxa" w:w="2736"/>
+            <w:shd w:val="clear" w:fill="1F3A5F"/>
+          </w:tcPr>
+          <w:p>
+            <w:r/>
+            <w:r>
+              <w:rPr>
+                <w:b/>
+                <w:color w:val="FFFFFF"/>
+                <w:sz w:val="17"/>
+              </w:rPr>
+              <w:t>Persona</w:t>
+            </w:r>
+          </w:p>
+        </w:tc>
+        <w:tc>
+          <w:tcPr>
+            <w:tcW w:type="dxa" w:w="6624"/>
+            <w:shd w:val="clear" w:fill="1F3A5F"/>
+          </w:tcPr>
+          <w:p>
+            <w:r/>
+            <w:r>
+              <w:rPr>
+                <w:b/>
+                <w:color w:val="FFFFFF"/>
+                <w:sz w:val="17"/>
+              </w:rPr>
+              <w:t>Focus KPIs</w:t>
+            </w:r>
+          </w:p>
+        </w:tc>
+      </w:tr>
+      <w:tr>
+        <w:tc>
+          <w:tcPr>
+            <w:tcW w:type="dxa" w:w="2736"/>
+          </w:tcPr>
+          <w:p>
+            <w:r/>
+            <w:r>
+              <w:rPr>
+                <w:sz w:val="16"/>
+              </w:rPr>
+              <w:t>CEO</w:t>
+            </w:r>
+          </w:p>
+        </w:tc>
+        <w:tc>
+          <w:tcPr>
+            <w:tcW w:type="dxa" w:w="6624"/>
+          </w:tcPr>
+          <w:p>
+            <w:r/>
+            <w:r>
+              <w:rPr>
+                <w:sz w:val="16"/>
+              </w:rPr>
+              <w:t>Revenue &amp; growth (vs target/LY), market share &amp; trend, gross-to-net margin, region/country performance, top risks</w:t>
+            </w:r>
+          </w:p>
+        </w:tc>
+      </w:tr>
+      <w:tr>
+        <w:tc>
+          <w:tcPr>
+            <w:tcW w:type="dxa" w:w="2736"/>
+          </w:tcPr>
+          <w:p>
+            <w:r/>
+            <w:r>
+              <w:rPr>
+                <w:sz w:val="16"/>
+              </w:rPr>
+              <w:t>Commercial Director</w:t>
+            </w:r>
+          </w:p>
+        </w:tc>
+        <w:tc>
+          <w:tcPr>
+            <w:tcW w:type="dxa" w:w="6624"/>
+          </w:tcPr>
+          <w:p>
+            <w:r/>
+            <w:r>
+              <w:rPr>
+                <w:sz w:val="16"/>
+              </w:rPr>
+              <w:t>Sell-in vs sell-out, distributor scorecards &amp; profitability, JBP attainment, channel &amp; brand mix, receivables</w:t>
+            </w:r>
+          </w:p>
+        </w:tc>
+      </w:tr>
+      <w:tr>
+        <w:tc>
+          <w:tcPr>
+            <w:tcW w:type="dxa" w:w="2736"/>
+          </w:tcPr>
+          <w:p>
+            <w:r/>
+            <w:r>
+              <w:rPr>
+                <w:sz w:val="16"/>
+              </w:rPr>
+              <w:t>Sales Director</w:t>
+            </w:r>
+          </w:p>
+        </w:tc>
+        <w:tc>
+          <w:tcPr>
+            <w:tcW w:type="dxa" w:w="6624"/>
+          </w:tcPr>
+          <w:p>
+            <w:r/>
+            <w:r>
+              <w:rPr>
+                <w:sz w:val="16"/>
+              </w:rPr>
+              <w:t>Coverage, ND/WD, strike rate, productivity, target attainment by region/area/rep, Perfect-Store</w:t>
+            </w:r>
+          </w:p>
+        </w:tc>
+      </w:tr>
+      <w:tr>
+        <w:tc>
+          <w:tcPr>
+            <w:tcW w:type="dxa" w:w="2736"/>
+          </w:tcPr>
+          <w:p>
+            <w:r/>
+            <w:r>
+              <w:rPr>
+                <w:sz w:val="16"/>
+              </w:rPr>
+              <w:t>Trade Marketing Director</w:t>
+            </w:r>
+          </w:p>
+        </w:tc>
+        <w:tc>
+          <w:tcPr>
+            <w:tcW w:type="dxa" w:w="6624"/>
+          </w:tcPr>
+          <w:p>
+            <w:r/>
+            <w:r>
+              <w:rPr>
+                <w:sz w:val="16"/>
+              </w:rPr>
+              <w:t>Trade-spend vs budget, ROI/ROTS, promotion &amp; display effectiveness, listing, claims, activity calendar</w:t>
+            </w:r>
+          </w:p>
+        </w:tc>
+      </w:tr>
+      <w:tr>
+        <w:tc>
+          <w:tcPr>
+            <w:tcW w:type="dxa" w:w="2736"/>
+          </w:tcPr>
+          <w:p>
+            <w:r/>
+            <w:r>
+              <w:rPr>
+                <w:sz w:val="16"/>
+              </w:rPr>
+              <w:t>Supply Chain Director</w:t>
+            </w:r>
+          </w:p>
+        </w:tc>
+        <w:tc>
+          <w:tcPr>
+            <w:tcW w:type="dxa" w:w="6624"/>
+          </w:tcPr>
+          <w:p>
+            <w:r/>
+            <w:r>
+              <w:rPr>
+                <w:sz w:val="16"/>
+              </w:rPr>
+              <w:t>Fill-rate / OTIF, distributor inventory &amp; days-of-cover, stock-in-trade, near/old expiry &amp; write-offs, forecast vs actual</w:t>
+            </w:r>
+          </w:p>
+        </w:tc>
+      </w:tr>
+    </w:tbl>
+    <w:p/>
+    <w:p>
       <w:pPr>
         <w:pStyle w:val="Heading1"/>
       </w:pPr>
@@ -792,7 +1727,7 @@
         <w:drawing>
           <wp:inline xmlns:a="http://schemas.openxmlformats.org/drawingml/2006/main" xmlns:pic="http://schemas.openxmlformats.org/drawingml/2006/picture">
             <wp:extent cx="6035040" cy="4149090"/>
-            <wp:docPr id="2" name="Picture 2"/>
+            <wp:docPr id="4" name="Picture 4"/>
             <wp:cNvGraphicFramePr>
               <a:graphicFrameLocks noChangeAspect="1"/>
             </wp:cNvGraphicFramePr>
@@ -804,7 +1739,7 @@
                     <pic:cNvPicPr/>
                   </pic:nvPicPr>
                   <pic:blipFill>
-                    <a:blip r:embed="rId10"/>
+                    <a:blip r:embed="rId12"/>
                     <a:stretch>
                       <a:fillRect/>
                     </a:stretch>
@@ -833,7 +1768,7 @@
           <w:color w:val="666666"/>
           <w:sz w:val="17"/>
         </w:rPr>
-        <w:t>Figure 2 — FMCG sales hierarchy: scope &amp; approval authority.</w:t>
+        <w:t>Figure 4 — FMCG sales hierarchy: scope &amp; approval authority.</w:t>
       </w:r>
     </w:p>
     <w:p/>
@@ -2216,6 +3151,66 @@
           </w:p>
         </w:tc>
       </w:tr>
+      <w:tr>
+        <w:tc>
+          <w:tcPr>
+            <w:tcW w:type="dxa" w:w="2016"/>
+          </w:tcPr>
+          <w:p>
+            <w:r/>
+            <w:r>
+              <w:rPr>
+                <w:sz w:val="16"/>
+              </w:rPr>
+              <w:t>Distributor / RTM</w:t>
+            </w:r>
+          </w:p>
+        </w:tc>
+        <w:tc>
+          <w:tcPr>
+            <w:tcW w:type="dxa" w:w="7344"/>
+          </w:tcPr>
+          <w:p>
+            <w:r/>
+            <w:r>
+              <w:rPr>
+                <w:sz w:val="16"/>
+              </w:rPr>
+              <w:t>principal.manage, brand.manage, distributor.manage, distributor.target.manage, secondary.ingest, rebate.scheme.manage, rebate.accrual.approve, keyaccount.manage</w:t>
+            </w:r>
+          </w:p>
+        </w:tc>
+      </w:tr>
+      <w:tr>
+        <w:tc>
+          <w:tcPr>
+            <w:tcW w:type="dxa" w:w="2016"/>
+          </w:tcPr>
+          <w:p>
+            <w:r/>
+            <w:r>
+              <w:rPr>
+                <w:sz w:val="16"/>
+              </w:rPr>
+              <w:t>Strategy / Executive</w:t>
+            </w:r>
+          </w:p>
+        </w:tc>
+        <w:tc>
+          <w:tcPr>
+            <w:tcW w:type="dxa" w:w="7344"/>
+          </w:tcPr>
+          <w:p>
+            <w:r/>
+            <w:r>
+              <w:rPr>
+                <w:sz w:val="16"/>
+              </w:rPr>
+              <w:t>exec.dashboard.view, jbp.manage, agreement.manage, growth.target.manage, market.share.manage, distributor.scorecard.view</w:t>
+            </w:r>
+          </w:p>
+        </w:tc>
+      </w:tr>
     </w:tbl>
     <w:p/>
     <w:p>
@@ -3400,7 +4395,7 @@
         <w:drawing>
           <wp:inline xmlns:a="http://schemas.openxmlformats.org/drawingml/2006/main" xmlns:pic="http://schemas.openxmlformats.org/drawingml/2006/picture">
             <wp:extent cx="6035040" cy="4184848"/>
-            <wp:docPr id="3" name="Picture 3"/>
+            <wp:docPr id="5" name="Picture 5"/>
             <wp:cNvGraphicFramePr>
               <a:graphicFrameLocks noChangeAspect="1"/>
             </wp:cNvGraphicFramePr>
@@ -3412,7 +4407,7 @@
                     <pic:cNvPicPr/>
                   </pic:nvPicPr>
                   <pic:blipFill>
-                    <a:blip r:embed="rId11"/>
+                    <a:blip r:embed="rId13"/>
                     <a:stretch>
                       <a:fillRect/>
                     </a:stretch>
@@ -3441,7 +4436,7 @@
           <w:color w:val="666666"/>
           <w:sz w:val="17"/>
         </w:rPr>
-        <w:t>Figure 3 — FMCG pack entity-relationship overview.</w:t>
+        <w:t>Figure 5 — FMCG pack entity-relationship overview.</w:t>
       </w:r>
     </w:p>
     <w:p/>
@@ -3727,7 +4722,157 @@
               <w:rPr>
                 <w:sz w:val="16"/>
               </w:rPr>
-              <w:t>targets + pre-aggregated KPIs</w:t>
+              <w:t>targets + pre-aggregated KPIs (by brand/principal/distributor/territory)</w:t>
+            </w:r>
+          </w:p>
+        </w:tc>
+      </w:tr>
+      <w:tr>
+        <w:tc>
+          <w:tcPr>
+            <w:tcW w:type="dxa" w:w="4320"/>
+          </w:tcPr>
+          <w:p>
+            <w:r/>
+            <w:r>
+              <w:rPr>
+                <w:sz w:val="16"/>
+              </w:rPr>
+              <w:t>principals / brands / distributors / distributor_territories</w:t>
+            </w:r>
+          </w:p>
+        </w:tc>
+        <w:tc>
+          <w:tcPr>
+            <w:tcW w:type="dxa" w:w="5040"/>
+          </w:tcPr>
+          <w:p>
+            <w:r/>
+            <w:r>
+              <w:rPr>
+                <w:sz w:val="16"/>
+              </w:rPr>
+              <w:t>RTM master: multi-brand, multi-principal, multi-distributor by region</w:t>
+            </w:r>
+          </w:p>
+        </w:tc>
+      </w:tr>
+      <w:tr>
+        <w:tc>
+          <w:tcPr>
+            <w:tcW w:type="dxa" w:w="4320"/>
+          </w:tcPr>
+          <w:p>
+            <w:r/>
+            <w:r>
+              <w:rPr>
+                <w:sz w:val="16"/>
+              </w:rPr>
+              <w:t>distributor_targets / secondary_sales / channel_stock</w:t>
+            </w:r>
+          </w:p>
+        </w:tc>
+        <w:tc>
+          <w:tcPr>
+            <w:tcW w:type="dxa" w:w="5040"/>
+          </w:tcPr>
+          <w:p>
+            <w:r/>
+            <w:r>
+              <w:rPr>
+                <w:sz w:val="16"/>
+              </w:rPr>
+              <w:t>sell-in &amp; sell-out targets; secondary transactions; stock-in-trade</w:t>
+            </w:r>
+          </w:p>
+        </w:tc>
+      </w:tr>
+      <w:tr>
+        <w:tc>
+          <w:tcPr>
+            <w:tcW w:type="dxa" w:w="4320"/>
+          </w:tcPr>
+          <w:p>
+            <w:r/>
+            <w:r>
+              <w:rPr>
+                <w:sz w:val="16"/>
+              </w:rPr>
+              <w:t>rebate_schemes / _accruals / _settlements / key_accounts</w:t>
+            </w:r>
+          </w:p>
+        </w:tc>
+        <w:tc>
+          <w:tcPr>
+            <w:tcW w:type="dxa" w:w="5040"/>
+          </w:tcPr>
+          <w:p>
+            <w:r/>
+            <w:r>
+              <w:rPr>
+                <w:sz w:val="16"/>
+              </w:rPr>
+              <w:t>rebate programs lifecycle; Key Account Management</w:t>
+            </w:r>
+          </w:p>
+        </w:tc>
+      </w:tr>
+      <w:tr>
+        <w:tc>
+          <w:tcPr>
+            <w:tcW w:type="dxa" w:w="4320"/>
+          </w:tcPr>
+          <w:p>
+            <w:r/>
+            <w:r>
+              <w:rPr>
+                <w:sz w:val="16"/>
+              </w:rPr>
+              <w:t>operating_modes / distributor_inventory / distributor_scorecards</w:t>
+            </w:r>
+          </w:p>
+        </w:tc>
+        <w:tc>
+          <w:tcPr>
+            <w:tcW w:type="dxa" w:w="5040"/>
+          </w:tcPr>
+          <w:p>
+            <w:r/>
+            <w:r>
+              <w:rPr>
+                <w:sz w:val="16"/>
+              </w:rPr>
+              <w:t>company mode + per-region GTM; distributor stock; scorecards</w:t>
+            </w:r>
+          </w:p>
+        </w:tc>
+      </w:tr>
+      <w:tr>
+        <w:tc>
+          <w:tcPr>
+            <w:tcW w:type="dxa" w:w="4320"/>
+          </w:tcPr>
+          <w:p>
+            <w:r/>
+            <w:r>
+              <w:rPr>
+                <w:sz w:val="16"/>
+              </w:rPr>
+              <w:t>distributor_agreements / jbp / growth_targets / market_share</w:t>
+            </w:r>
+          </w:p>
+        </w:tc>
+        <w:tc>
+          <w:tcPr>
+            <w:tcW w:type="dxa" w:w="5040"/>
+          </w:tcPr>
+          <w:p>
+            <w:r/>
+            <w:r>
+              <w:rPr>
+                <w:sz w:val="16"/>
+              </w:rPr>
+              <w:t>contracts; Joint Business Plans; growth &amp; market share</w:t>
             </w:r>
           </w:p>
         </w:tc>
@@ -4782,7 +5927,7 @@
         <w:drawing>
           <wp:inline xmlns:a="http://schemas.openxmlformats.org/drawingml/2006/main" xmlns:pic="http://schemas.openxmlformats.org/drawingml/2006/picture">
             <wp:extent cx="5943600" cy="5412766"/>
-            <wp:docPr id="4" name="Picture 4"/>
+            <wp:docPr id="6" name="Picture 6"/>
             <wp:cNvGraphicFramePr>
               <a:graphicFrameLocks noChangeAspect="1"/>
             </wp:cNvGraphicFramePr>
@@ -4794,7 +5939,7 @@
                     <pic:cNvPicPr/>
                   </pic:nvPicPr>
                   <pic:blipFill>
-                    <a:blip r:embed="rId12"/>
+                    <a:blip r:embed="rId14"/>
                     <a:stretch>
                       <a:fillRect/>
                     </a:stretch>
@@ -4823,7 +5968,7 @@
           <w:color w:val="666666"/>
           <w:sz w:val="17"/>
         </w:rPr>
-        <w:t>Figure 4 — Key FMCG operational workflows (van-sales day cycle, visit &amp; merchandising, trade promotion &amp; claims, near/old expiry, customer data governance).</w:t>
+        <w:t>Figure 6 — Key FMCG operational workflows (van-sales day cycle, visit &amp; merchandising, trade promotion &amp; claims, near/old expiry, customer data governance).</w:t>
       </w:r>
     </w:p>
     <w:p/>
